--- a/swh/docx/53.content.docx
+++ b/swh/docx/53.content.docx
@@ -19,7 +19,7 @@
         <w:rPr>
           <w:lang w:val="sw_KE" w:bidi="sw_KE"/>
         </w:rPr>
-        <w:t>Resource: Maelezo ya Masomo - Machapisho ya Vitabu (Tyndale)</w:t>
+        <w:t>Resource: Tyndale Open Study Notes</w:t>
       </w:r>
       <w:r>
         <w:rPr>
@@ -112,7 +112,7 @@
         <w:rPr>
           <w:lang w:val="sw_KE" w:bidi="sw_KE"/>
         </w:rPr>
-        <w:t>Maelezo ya Masomo - Machapisho ya Vitabu (Tyndale)</w:t>
+        <w:t>Tyndale Open Study Notes</w:t>
       </w:r>
     </w:p>
     <w:p>

--- a/swh/docx/53.content.docx
+++ b/swh/docx/53.content.docx
@@ -19,7 +19,7 @@
         <w:rPr>
           <w:lang w:val="sw_KE" w:bidi="sw_KE"/>
         </w:rPr>
-        <w:t>Resource: Tyndale Open Study Notes</w:t>
+        <w:t>Resource: Aquifer Open Study Notes (Book Intros)</w:t>
       </w:r>
       <w:r>
         <w:rPr>
@@ -112,7 +112,7 @@
         <w:rPr>
           <w:lang w:val="sw_KE" w:bidi="sw_KE"/>
         </w:rPr>
-        <w:t>Tyndale Open Study Notes</w:t>
+        <w:t>Aquifer Open Study Notes (Book Intros)</w:t>
       </w:r>
     </w:p>
     <w:p>

--- a/swh/docx/53.content.docx
+++ b/swh/docx/53.content.docx
@@ -258,90 +258,60 @@
         </w:rPr>
         <w:t>Tangu wakati wa kuongoka kwao, Wakristo wa Thesalonike walikuwa wamekumbana na uhasama (</w:t>
       </w:r>
-      <w:hyperlink r:id="rId13">
-        <w:r>
-          <w:rPr>
-            <w:lang w:val="sw_KE" w:bidi="sw_KE"/>
-          </w:rPr>
-          <w:rPr>
-            <w:color w:val="0000EE"/>
-            <w:u w:val="single"/>
-          </w:rPr>
-          <w:t>1 Thes 1:6</w:t>
-        </w:r>
-      </w:hyperlink>
+      <w:r>
+        <w:rPr>
+          <w:lang w:val="sw_KE" w:bidi="sw_KE"/>
+        </w:rPr>
+        <w:t>1 Thes 1:6</w:t>
+      </w:r>
       <w:r>
         <w:rPr>
           <w:lang w:val="sw_KE" w:bidi="sw_KE"/>
         </w:rPr>
         <w:t xml:space="preserve">; </w:t>
       </w:r>
-      <w:hyperlink r:id="rId14">
-        <w:r>
-          <w:rPr>
-            <w:lang w:val="sw_KE" w:bidi="sw_KE"/>
-          </w:rPr>
-          <w:rPr>
-            <w:color w:val="0000EE"/>
-            <w:u w:val="single"/>
-          </w:rPr>
-          <w:t>2:14</w:t>
-        </w:r>
-      </w:hyperlink>
+      <w:r>
+        <w:rPr>
+          <w:lang w:val="sw_KE" w:bidi="sw_KE"/>
+        </w:rPr>
+        <w:t>2:14</w:t>
+      </w:r>
       <w:r>
         <w:rPr>
           <w:lang w:val="sw_KE" w:bidi="sw_KE"/>
         </w:rPr>
         <w:t>), na Paulo alikuwa na wasiwasi kama wangeweza kudumisha imani yao (</w:t>
       </w:r>
-      <w:hyperlink r:id="rId15">
-        <w:r>
-          <w:rPr>
-            <w:lang w:val="sw_KE" w:bidi="sw_KE"/>
-          </w:rPr>
-          <w:rPr>
-            <w:color w:val="0000EE"/>
-            <w:u w:val="single"/>
-          </w:rPr>
-          <w:t>1 Thes 3:5</w:t>
-        </w:r>
-      </w:hyperlink>
+      <w:r>
+        <w:rPr>
+          <w:lang w:val="sw_KE" w:bidi="sw_KE"/>
+        </w:rPr>
+        <w:t>1 Thes 3:5</w:t>
+      </w:r>
       <w:r>
         <w:rPr>
           <w:lang w:val="sw_KE" w:bidi="sw_KE"/>
         </w:rPr>
         <w:t>). Paulo alipokuwa akiandika 1 Wathesalonike, walikuwa wamesimama imara katika imani, upendo, na tumaini (</w:t>
       </w:r>
-      <w:hyperlink r:id="rId16">
-        <w:r>
-          <w:rPr>
-            <w:lang w:val="sw_KE" w:bidi="sw_KE"/>
-          </w:rPr>
-          <w:rPr>
-            <w:color w:val="0000EE"/>
-            <w:u w:val="single"/>
-          </w:rPr>
-          <w:t>1 Thes 1:3</w:t>
-        </w:r>
-      </w:hyperlink>
+      <w:r>
+        <w:rPr>
+          <w:lang w:val="sw_KE" w:bidi="sw_KE"/>
+        </w:rPr>
+        <w:t>1 Thes 1:3</w:t>
+      </w:r>
       <w:r>
         <w:rPr>
           <w:lang w:val="sw_KE" w:bidi="sw_KE"/>
         </w:rPr>
         <w:t xml:space="preserve">; </w:t>
       </w:r>
-      <w:hyperlink r:id="rId17">
-        <w:r>
-          <w:rPr>
-            <w:lang w:val="sw_KE" w:bidi="sw_KE"/>
-          </w:rPr>
-          <w:rPr>
-            <w:color w:val="0000EE"/>
-            <w:u w:val="single"/>
-          </w:rPr>
-          <w:t>3:6–8</w:t>
-        </w:r>
-      </w:hyperlink>
+      <w:r>
+        <w:rPr>
+          <w:lang w:val="sw_KE" w:bidi="sw_KE"/>
+        </w:rPr>
+        <w:t>3:6–8</w:t>
+      </w:r>
       <w:r>
         <w:rPr>
           <w:lang w:val="sw_KE" w:bidi="sw_KE"/>
@@ -362,54 +332,36 @@
         </w:rPr>
         <w:t>Baada ya Paulo kutuma barua yake ya kwanza, hali katika kanisa la Wathesalonike ilizorota na mateso yaliongezeka. Yale ambayo Paulo alikuwa ameandika awali yalipingwa na mafundisho ya uongo yaliyodai kwamba Siku ya Bwana ilikuwa tayari imekuja (</w:t>
       </w:r>
-      <w:hyperlink r:id="rId18">
-        <w:r>
-          <w:rPr>
-            <w:lang w:val="sw_KE" w:bidi="sw_KE"/>
-          </w:rPr>
-          <w:rPr>
-            <w:color w:val="0000EE"/>
-            <w:u w:val="single"/>
-          </w:rPr>
-          <w:t>2:2</w:t>
-        </w:r>
-      </w:hyperlink>
+      <w:r>
+        <w:rPr>
+          <w:lang w:val="sw_KE" w:bidi="sw_KE"/>
+        </w:rPr>
+        <w:t>2:2</w:t>
+      </w:r>
       <w:r>
         <w:rPr>
           <w:lang w:val="sw_KE" w:bidi="sw_KE"/>
         </w:rPr>
         <w:t>). Paulo aliandika Wathesalonike wa Pili baada ya kupokea habari hizi (</w:t>
       </w:r>
-      <w:hyperlink r:id="rId18">
-        <w:r>
-          <w:rPr>
-            <w:lang w:val="sw_KE" w:bidi="sw_KE"/>
-          </w:rPr>
-          <w:rPr>
-            <w:color w:val="0000EE"/>
-            <w:u w:val="single"/>
-          </w:rPr>
-          <w:t>2:2</w:t>
-        </w:r>
-      </w:hyperlink>
+      <w:r>
+        <w:rPr>
+          <w:lang w:val="sw_KE" w:bidi="sw_KE"/>
+        </w:rPr>
+        <w:t>2:2</w:t>
+      </w:r>
       <w:r>
         <w:rPr>
           <w:lang w:val="sw_KE" w:bidi="sw_KE"/>
         </w:rPr>
         <w:t xml:space="preserve">; </w:t>
       </w:r>
-      <w:hyperlink r:id="rId19">
-        <w:r>
-          <w:rPr>
-            <w:lang w:val="sw_KE" w:bidi="sw_KE"/>
-          </w:rPr>
-          <w:rPr>
-            <w:color w:val="0000EE"/>
-            <w:u w:val="single"/>
-          </w:rPr>
-          <w:t>3:11</w:t>
-        </w:r>
-      </w:hyperlink>
+      <w:r>
+        <w:rPr>
+          <w:lang w:val="sw_KE" w:bidi="sw_KE"/>
+        </w:rPr>
+        <w:t>3:11</w:t>
+      </w:r>
       <w:r>
         <w:rPr>
           <w:lang w:val="sw_KE" w:bidi="sw_KE"/>
@@ -441,72 +393,48 @@
         </w:rPr>
         <w:t>Barua ya Pili ya Wathesalonike inaanza na salamu za kawaida (</w:t>
       </w:r>
-      <w:hyperlink r:id="rId20">
-        <w:r>
-          <w:rPr>
-            <w:lang w:val="sw_KE" w:bidi="sw_KE"/>
-          </w:rPr>
-          <w:rPr>
-            <w:color w:val="0000EE"/>
-            <w:u w:val="single"/>
-          </w:rPr>
-          <w:t>1:1–2</w:t>
-        </w:r>
-      </w:hyperlink>
+      <w:r>
+        <w:rPr>
+          <w:lang w:val="sw_KE" w:bidi="sw_KE"/>
+        </w:rPr>
+        <w:t>1:1–2</w:t>
+      </w:r>
       <w:r>
         <w:rPr>
           <w:lang w:val="sw_KE" w:bidi="sw_KE"/>
         </w:rPr>
         <w:t>), kisha inahamia haraka kwa shukrani kwa imani, upendo, na tumaini la uvumilivu la kanisa, ambalo limekuwa mfano kwa makanisa mengine (</w:t>
       </w:r>
-      <w:hyperlink r:id="rId21">
-        <w:r>
-          <w:rPr>
-            <w:lang w:val="sw_KE" w:bidi="sw_KE"/>
-          </w:rPr>
-          <w:rPr>
-            <w:color w:val="0000EE"/>
-            <w:u w:val="single"/>
-          </w:rPr>
-          <w:t>1:3–4</w:t>
-        </w:r>
-      </w:hyperlink>
+      <w:r>
+        <w:rPr>
+          <w:lang w:val="sw_KE" w:bidi="sw_KE"/>
+        </w:rPr>
+        <w:t>1:3–4</w:t>
+      </w:r>
       <w:r>
         <w:rPr>
           <w:lang w:val="sw_KE" w:bidi="sw_KE"/>
         </w:rPr>
         <w:t>). Akibainisha mateso yao, Paulo anasema kwamba Mungu atawahukumu watesi wao na kuleta thawabu kwa waumini wa Thesalonike (</w:t>
       </w:r>
-      <w:hyperlink r:id="rId22">
-        <w:r>
-          <w:rPr>
-            <w:lang w:val="sw_KE" w:bidi="sw_KE"/>
-          </w:rPr>
-          <w:rPr>
-            <w:color w:val="0000EE"/>
-            <w:u w:val="single"/>
-          </w:rPr>
-          <w:t>1:5–10</w:t>
-        </w:r>
-      </w:hyperlink>
+      <w:r>
+        <w:rPr>
+          <w:lang w:val="sw_KE" w:bidi="sw_KE"/>
+        </w:rPr>
+        <w:t>1:5–10</w:t>
+      </w:r>
       <w:r>
         <w:rPr>
           <w:lang w:val="sw_KE" w:bidi="sw_KE"/>
         </w:rPr>
         <w:t>). Paulo anatoa shukrani kwa kanisa hili na anaomba kwamba Mungu aendelee kuwafanya wastahili wa mwito wake (</w:t>
       </w:r>
-      <w:hyperlink r:id="rId23">
-        <w:r>
-          <w:rPr>
-            <w:lang w:val="sw_KE" w:bidi="sw_KE"/>
-          </w:rPr>
-          <w:rPr>
-            <w:color w:val="0000EE"/>
-            <w:u w:val="single"/>
-          </w:rPr>
-          <w:t>1:11–12</w:t>
-        </w:r>
-      </w:hyperlink>
+      <w:r>
+        <w:rPr>
+          <w:lang w:val="sw_KE" w:bidi="sw_KE"/>
+        </w:rPr>
+        <w:t>1:11–12</w:t>
+      </w:r>
       <w:r>
         <w:rPr>
           <w:lang w:val="sw_KE" w:bidi="sw_KE"/>
@@ -527,108 +455,72 @@
         </w:rPr>
         <w:t>Paulo anapinga mafundisho ya uongo yanayosema kwamba "Siku ya Bwana tayari imeanza" (</w:t>
       </w:r>
-      <w:hyperlink r:id="rId24">
-        <w:r>
-          <w:rPr>
-            <w:lang w:val="sw_KE" w:bidi="sw_KE"/>
-          </w:rPr>
-          <w:rPr>
-            <w:color w:val="0000EE"/>
-            <w:u w:val="single"/>
-          </w:rPr>
-          <w:t>2:1–2</w:t>
-        </w:r>
-      </w:hyperlink>
+      <w:r>
+        <w:rPr>
+          <w:lang w:val="sw_KE" w:bidi="sw_KE"/>
+        </w:rPr>
+        <w:t>2:1–2</w:t>
+      </w:r>
       <w:r>
         <w:rPr>
           <w:lang w:val="sw_KE" w:bidi="sw_KE"/>
         </w:rPr>
         <w:t>) na anahimiza kanisa lisidanganywe na mafundisho haya (</w:t>
       </w:r>
-      <w:hyperlink r:id="rId25">
-        <w:r>
-          <w:rPr>
-            <w:lang w:val="sw_KE" w:bidi="sw_KE"/>
-          </w:rPr>
-          <w:rPr>
-            <w:color w:val="0000EE"/>
-            <w:u w:val="single"/>
-          </w:rPr>
-          <w:t>2:3</w:t>
-        </w:r>
-      </w:hyperlink>
+      <w:r>
+        <w:rPr>
+          <w:lang w:val="sw_KE" w:bidi="sw_KE"/>
+        </w:rPr>
+        <w:t>2:3</w:t>
+      </w:r>
       <w:r>
         <w:rPr>
           <w:lang w:val="sw_KE" w:bidi="sw_KE"/>
         </w:rPr>
         <w:t>). Anaeleza matukio yatakayokuja kabla ya kuja kwa Kristo, wakati kanisa litakusanywa kumlaki (</w:t>
       </w:r>
-      <w:hyperlink r:id="rId26">
-        <w:r>
-          <w:rPr>
-            <w:lang w:val="sw_KE" w:bidi="sw_KE"/>
-          </w:rPr>
-          <w:rPr>
-            <w:color w:val="0000EE"/>
-            <w:u w:val="single"/>
-          </w:rPr>
-          <w:t>2:1–12</w:t>
-        </w:r>
-      </w:hyperlink>
+      <w:r>
+        <w:rPr>
+          <w:lang w:val="sw_KE" w:bidi="sw_KE"/>
+        </w:rPr>
+        <w:t>2:1–12</w:t>
+      </w:r>
       <w:r>
         <w:rPr>
           <w:lang w:val="sw_KE" w:bidi="sw_KE"/>
         </w:rPr>
         <w:t>). Kwanza, kutatokea uasi dhidi ya Mungu (</w:t>
       </w:r>
-      <w:hyperlink r:id="rId25">
-        <w:r>
-          <w:rPr>
-            <w:lang w:val="sw_KE" w:bidi="sw_KE"/>
-          </w:rPr>
-          <w:rPr>
-            <w:color w:val="0000EE"/>
-            <w:u w:val="single"/>
-          </w:rPr>
-          <w:t>2:3</w:t>
-        </w:r>
-      </w:hyperlink>
+      <w:r>
+        <w:rPr>
+          <w:lang w:val="sw_KE" w:bidi="sw_KE"/>
+        </w:rPr>
+        <w:t>2:3</w:t>
+      </w:r>
       <w:r>
         <w:rPr>
           <w:lang w:val="sw_KE" w:bidi="sw_KE"/>
         </w:rPr>
         <w:t>). Kisha "mtu wa uasi atakuja" atatokea, ambaye atadai kuwa wa kiungu na kudai kuabudiwa (</w:t>
       </w:r>
-      <w:hyperlink r:id="rId27">
-        <w:r>
-          <w:rPr>
-            <w:lang w:val="sw_KE" w:bidi="sw_KE"/>
-          </w:rPr>
-          <w:rPr>
-            <w:color w:val="0000EE"/>
-            <w:u w:val="single"/>
-          </w:rPr>
-          <w:t>2:3–4</w:t>
-        </w:r>
-      </w:hyperlink>
+      <w:r>
+        <w:rPr>
+          <w:lang w:val="sw_KE" w:bidi="sw_KE"/>
+        </w:rPr>
+        <w:t>2:3–4</w:t>
+      </w:r>
       <w:r>
         <w:rPr>
           <w:lang w:val="sw_KE" w:bidi="sw_KE"/>
         </w:rPr>
         <w:t>). Ingawa atatiwa nguvu na Shetani na atawadanganya wengi, Yesu atamwangamiza (</w:t>
       </w:r>
-      <w:hyperlink r:id="rId28">
-        <w:r>
-          <w:rPr>
-            <w:lang w:val="sw_KE" w:bidi="sw_KE"/>
-          </w:rPr>
-          <w:rPr>
-            <w:color w:val="0000EE"/>
-            <w:u w:val="single"/>
-          </w:rPr>
-          <w:t>2:8–12</w:t>
-        </w:r>
-      </w:hyperlink>
+      <w:r>
+        <w:rPr>
+          <w:lang w:val="sw_KE" w:bidi="sw_KE"/>
+        </w:rPr>
+        <w:t>2:8–12</w:t>
+      </w:r>
       <w:r>
         <w:rPr>
           <w:lang w:val="sw_KE" w:bidi="sw_KE"/>
@@ -649,72 +541,48 @@
         </w:rPr>
         <w:t>Paulo ana uhakika kwamba Mungu aliwachagua na kuwaita Wakristo wa Thesalonike, na anawahimiza kusimama imara (</w:t>
       </w:r>
-      <w:hyperlink r:id="rId29">
-        <w:r>
-          <w:rPr>
-            <w:lang w:val="sw_KE" w:bidi="sw_KE"/>
-          </w:rPr>
-          <w:rPr>
-            <w:color w:val="0000EE"/>
-            <w:u w:val="single"/>
-          </w:rPr>
-          <w:t>2:13–15</w:t>
-        </w:r>
-      </w:hyperlink>
+      <w:r>
+        <w:rPr>
+          <w:lang w:val="sw_KE" w:bidi="sw_KE"/>
+        </w:rPr>
+        <w:t>2:13–15</w:t>
+      </w:r>
       <w:r>
         <w:rPr>
           <w:lang w:val="sw_KE" w:bidi="sw_KE"/>
         </w:rPr>
         <w:t>). Paulo anamaliza majadiliano yake kuhusu matukio ya mwisho kwa sala kwa ajili ya kanisa (</w:t>
       </w:r>
-      <w:hyperlink r:id="rId30">
-        <w:r>
-          <w:rPr>
-            <w:lang w:val="sw_KE" w:bidi="sw_KE"/>
-          </w:rPr>
-          <w:rPr>
-            <w:color w:val="0000EE"/>
-            <w:u w:val="single"/>
-          </w:rPr>
-          <w:t>2:16–17</w:t>
-        </w:r>
-      </w:hyperlink>
+      <w:r>
+        <w:rPr>
+          <w:lang w:val="sw_KE" w:bidi="sw_KE"/>
+        </w:rPr>
+        <w:t>2:16–17</w:t>
+      </w:r>
       <w:r>
         <w:rPr>
           <w:lang w:val="sw_KE" w:bidi="sw_KE"/>
         </w:rPr>
         <w:t>) na ombi kwamba wamuombee anapohubiri Habari Njema (</w:t>
       </w:r>
-      <w:hyperlink r:id="rId31">
-        <w:r>
-          <w:rPr>
-            <w:lang w:val="sw_KE" w:bidi="sw_KE"/>
-          </w:rPr>
-          <w:rPr>
-            <w:color w:val="0000EE"/>
-            <w:u w:val="single"/>
-          </w:rPr>
-          <w:t>3:1–2</w:t>
-        </w:r>
-      </w:hyperlink>
+      <w:r>
+        <w:rPr>
+          <w:lang w:val="sw_KE" w:bidi="sw_KE"/>
+        </w:rPr>
+        <w:t>3:1–2</w:t>
+      </w:r>
       <w:r>
         <w:rPr>
           <w:lang w:val="sw_KE" w:bidi="sw_KE"/>
         </w:rPr>
         <w:t>). Uhakika wake kwa kanisa unategemea kazi ya Mungu ndani yao (</w:t>
       </w:r>
-      <w:hyperlink r:id="rId32">
-        <w:r>
-          <w:rPr>
-            <w:lang w:val="sw_KE" w:bidi="sw_KE"/>
-          </w:rPr>
-          <w:rPr>
-            <w:color w:val="0000EE"/>
-            <w:u w:val="single"/>
-          </w:rPr>
-          <w:t>3:3–5</w:t>
-        </w:r>
-      </w:hyperlink>
+      <w:r>
+        <w:rPr>
+          <w:lang w:val="sw_KE" w:bidi="sw_KE"/>
+        </w:rPr>
+        <w:t>3:3–5</w:t>
+      </w:r>
       <w:r>
         <w:rPr>
           <w:lang w:val="sw_KE" w:bidi="sw_KE"/>
@@ -735,108 +603,72 @@
         </w:rPr>
         <w:t>Katika sehemu ya mwisho (</w:t>
       </w:r>
-      <w:hyperlink r:id="rId33">
-        <w:r>
-          <w:rPr>
-            <w:lang w:val="sw_KE" w:bidi="sw_KE"/>
-          </w:rPr>
-          <w:rPr>
-            <w:color w:val="0000EE"/>
-            <w:u w:val="single"/>
-          </w:rPr>
-          <w:t>3:6–18</w:t>
-        </w:r>
-      </w:hyperlink>
+      <w:r>
+        <w:rPr>
+          <w:lang w:val="sw_KE" w:bidi="sw_KE"/>
+        </w:rPr>
+        <w:t>3:6–18</w:t>
+      </w:r>
       <w:r>
         <w:rPr>
           <w:lang w:val="sw_KE" w:bidi="sw_KE"/>
         </w:rPr>
         <w:t>), Paulo anarejea kwenye suala alilolizungumzia katika barua ya kwanza. Waumini wengine walikuwa wanakataa kufanya kazi, licha ya maagizo na mfano wa Paulo, hivyo Paulo anahimiza kanisa kuwaadhibu (</w:t>
       </w:r>
-      <w:hyperlink r:id="rId34">
-        <w:r>
-          <w:rPr>
-            <w:lang w:val="sw_KE" w:bidi="sw_KE"/>
-          </w:rPr>
-          <w:rPr>
-            <w:color w:val="0000EE"/>
-            <w:u w:val="single"/>
-          </w:rPr>
-          <w:t>3:6–10</w:t>
-        </w:r>
-      </w:hyperlink>
+      <w:r>
+        <w:rPr>
+          <w:lang w:val="sw_KE" w:bidi="sw_KE"/>
+        </w:rPr>
+        <w:t>3:6–10</w:t>
+      </w:r>
       <w:r>
         <w:rPr>
           <w:lang w:val="sw_KE" w:bidi="sw_KE"/>
         </w:rPr>
         <w:t>). Pia anawahutubia wanachama hawa wavivu moja kwa moja, akiwaambia waanze kufanya kazi (</w:t>
       </w:r>
-      <w:hyperlink r:id="rId35">
-        <w:r>
-          <w:rPr>
-            <w:lang w:val="sw_KE" w:bidi="sw_KE"/>
-          </w:rPr>
-          <w:rPr>
-            <w:color w:val="0000EE"/>
-            <w:u w:val="single"/>
-          </w:rPr>
-          <w:t>3:11–12</w:t>
-        </w:r>
-      </w:hyperlink>
+      <w:r>
+        <w:rPr>
+          <w:lang w:val="sw_KE" w:bidi="sw_KE"/>
+        </w:rPr>
+        <w:t>3:11–12</w:t>
+      </w:r>
       <w:r>
         <w:rPr>
           <w:lang w:val="sw_KE" w:bidi="sw_KE"/>
         </w:rPr>
         <w:t>). Analiamuru kanisa kuwachukulia wazembe hawa kama Wakristo waliopotoka badala ya maadui wakali (</w:t>
       </w:r>
-      <w:hyperlink r:id="rId36">
-        <w:r>
-          <w:rPr>
-            <w:lang w:val="sw_KE" w:bidi="sw_KE"/>
-          </w:rPr>
-          <w:rPr>
-            <w:color w:val="0000EE"/>
-            <w:u w:val="single"/>
-          </w:rPr>
-          <w:t>3:14–15</w:t>
-        </w:r>
-      </w:hyperlink>
+      <w:r>
+        <w:rPr>
+          <w:lang w:val="sw_KE" w:bidi="sw_KE"/>
+        </w:rPr>
+        <w:t>3:14–15</w:t>
+      </w:r>
       <w:r>
         <w:rPr>
           <w:lang w:val="sw_KE" w:bidi="sw_KE"/>
         </w:rPr>
         <w:t>), na anahimiza kanisa kuendelea na ukarimu wake kwa wale walio na uhitaji wa kweli (</w:t>
       </w:r>
-      <w:hyperlink r:id="rId37">
-        <w:r>
-          <w:rPr>
-            <w:lang w:val="sw_KE" w:bidi="sw_KE"/>
-          </w:rPr>
-          <w:rPr>
-            <w:color w:val="0000EE"/>
-            <w:u w:val="single"/>
-          </w:rPr>
-          <w:t>3:13</w:t>
-        </w:r>
-      </w:hyperlink>
+      <w:r>
+        <w:rPr>
+          <w:lang w:val="sw_KE" w:bidi="sw_KE"/>
+        </w:rPr>
+        <w:t>3:13</w:t>
+      </w:r>
       <w:r>
         <w:rPr>
           <w:lang w:val="sw_KE" w:bidi="sw_KE"/>
         </w:rPr>
         <w:t>). Anamalizia barua hiyo kwa maombi na salamu za mwisho (</w:t>
       </w:r>
-      <w:hyperlink r:id="rId38">
-        <w:r>
-          <w:rPr>
-            <w:lang w:val="sw_KE" w:bidi="sw_KE"/>
-          </w:rPr>
-          <w:rPr>
-            <w:color w:val="0000EE"/>
-            <w:u w:val="single"/>
-          </w:rPr>
-          <w:t>3:16–18</w:t>
-        </w:r>
-      </w:hyperlink>
+      <w:r>
+        <w:rPr>
+          <w:lang w:val="sw_KE" w:bidi="sw_KE"/>
+        </w:rPr>
+        <w:t>3:16–18</w:t>
+      </w:r>
       <w:r>
         <w:rPr>
           <w:lang w:val="sw_KE" w:bidi="sw_KE"/>
@@ -868,36 +700,24 @@
         </w:rPr>
         <w:t>Jina la Paulo linapatikana katika ufunguzi wa barua (</w:t>
       </w:r>
-      <w:hyperlink r:id="rId39">
-        <w:r>
-          <w:rPr>
-            <w:lang w:val="sw_KE" w:bidi="sw_KE"/>
-          </w:rPr>
-          <w:rPr>
-            <w:color w:val="0000EE"/>
-            <w:u w:val="single"/>
-          </w:rPr>
-          <w:t>1:1</w:t>
-        </w:r>
-      </w:hyperlink>
+      <w:r>
+        <w:rPr>
+          <w:lang w:val="sw_KE" w:bidi="sw_KE"/>
+        </w:rPr>
+        <w:t>1:1</w:t>
+      </w:r>
       <w:r>
         <w:rPr>
           <w:lang w:val="sw_KE" w:bidi="sw_KE"/>
         </w:rPr>
         <w:t>); mwishoni, Paulo anaongeza dokezo kwa mkono wake mwenyewe kuthibitisha uhalisi wa barua hiyo (</w:t>
       </w:r>
-      <w:hyperlink r:id="rId40">
-        <w:r>
-          <w:rPr>
-            <w:lang w:val="sw_KE" w:bidi="sw_KE"/>
-          </w:rPr>
-          <w:rPr>
-            <w:color w:val="0000EE"/>
-            <w:u w:val="single"/>
-          </w:rPr>
-          <w:t>3:17</w:t>
-        </w:r>
-      </w:hyperlink>
+      <w:r>
+        <w:rPr>
+          <w:lang w:val="sw_KE" w:bidi="sw_KE"/>
+        </w:rPr>
+        <w:t>3:17</w:t>
+      </w:r>
       <w:r>
         <w:rPr>
           <w:lang w:val="sw_KE" w:bidi="sw_KE"/>
@@ -943,36 +763,24 @@
         </w:rPr>
         <w:t>Wapokeaji wa barua walikuwa sawa na wale waliopokea 1 Wathesalonike: “kanisa lililoko Thesalonike, . . . ninyi mlioko kwa Mungu Baba yetu na Bwana Yesu Kristo” (</w:t>
       </w:r>
-      <w:hyperlink r:id="rId39">
-        <w:r>
-          <w:rPr>
-            <w:lang w:val="sw_KE" w:bidi="sw_KE"/>
-          </w:rPr>
-          <w:rPr>
-            <w:color w:val="0000EE"/>
-            <w:u w:val="single"/>
-          </w:rPr>
-          <w:t>2 Thes 1:1</w:t>
-        </w:r>
-      </w:hyperlink>
+      <w:r>
+        <w:rPr>
+          <w:lang w:val="sw_KE" w:bidi="sw_KE"/>
+        </w:rPr>
+        <w:t>2 Thes 1:1</w:t>
+      </w:r>
       <w:r>
         <w:rPr>
           <w:lang w:val="sw_KE" w:bidi="sw_KE"/>
         </w:rPr>
         <w:t>). Wengi walikuwa mafundi waliopata riziki yao kwa kazi za mikono (</w:t>
       </w:r>
-      <w:hyperlink r:id="rId41">
-        <w:r>
-          <w:rPr>
-            <w:lang w:val="sw_KE" w:bidi="sw_KE"/>
-          </w:rPr>
-          <w:rPr>
-            <w:color w:val="0000EE"/>
-            <w:u w:val="single"/>
-          </w:rPr>
-          <w:t>3:6–12</w:t>
-        </w:r>
-      </w:hyperlink>
+      <w:r>
+        <w:rPr>
+          <w:lang w:val="sw_KE" w:bidi="sw_KE"/>
+        </w:rPr>
+        <w:t>3:6–12</w:t>
+      </w:r>
       <w:r>
         <w:rPr>
           <w:lang w:val="sw_KE" w:bidi="sw_KE"/>
